--- a/lessons/3-8/downloads/3-8-notes-l3.docx
+++ b/lessons/3-8/downloads/3-8-notes-l3.docx
@@ -2760,7 +2760,7 @@
           <w:sz w:val="20"/>
           <w:szCs w:val="20"/>
         </w:rPr>
-        <w:t xml:space="preserve">A)  6 for $4.50 — $0.75 each</w:t>
+        <w:t xml:space="preserve">A)  10 for $8.00 — $0.80 each</w:t>
       </w:r>
     </w:p>
     <w:p>
@@ -2773,7 +2773,7 @@
           <w:sz w:val="20"/>
           <w:szCs w:val="20"/>
         </w:rPr>
-        <w:t xml:space="preserve">B)  10 for $8.00 — $0.80 each</w:t>
+        <w:t xml:space="preserve">B)  They cost the same per ball</w:t>
       </w:r>
     </w:p>
     <w:p>
@@ -2786,7 +2786,7 @@
           <w:sz w:val="20"/>
           <w:szCs w:val="20"/>
         </w:rPr>
-        <w:t xml:space="preserve">C)  They cost the same per ball</w:t>
+        <w:t xml:space="preserve">C)  Not enough information</w:t>
       </w:r>
     </w:p>
     <w:p>
@@ -2799,7 +2799,7 @@
           <w:sz w:val="20"/>
           <w:szCs w:val="20"/>
         </w:rPr>
-        <w:t xml:space="preserve">D)  Not enough information</w:t>
+        <w:t xml:space="preserve">D)  6 for $4.50 — $0.75 each</w:t>
       </w:r>
     </w:p>
     <w:p>
@@ -2889,7 +2889,7 @@
           <w:sz w:val="21"/>
           <w:szCs w:val="21"/>
         </w:rPr>
-        <w:t xml:space="preserve">A. 6 for $4.50 — $0.75 each</w:t>
+        <w:t xml:space="preserve">D. 6 for $4.50 — $0.75 each</w:t>
       </w:r>
     </w:p>
     <w:p>
@@ -2960,7 +2960,7 @@
           <w:sz w:val="21"/>
           <w:szCs w:val="21"/>
         </w:rPr>
-        <w:t xml:space="preserve">A)  32.5 miles per gallon</w:t>
+        <w:t xml:space="preserve">A)  30 miles per gallon</w:t>
       </w:r>
     </w:p>
     <w:p>
@@ -2973,7 +2973,7 @@
           <w:sz w:val="21"/>
           <w:szCs w:val="21"/>
         </w:rPr>
-        <w:t xml:space="preserve">B)  33 miles per gallon</w:t>
+        <w:t xml:space="preserve">B)  32.5 miles per gallon</w:t>
       </w:r>
     </w:p>
     <w:p>
@@ -2986,7 +2986,7 @@
           <w:sz w:val="21"/>
           <w:szCs w:val="21"/>
         </w:rPr>
-        <w:t xml:space="preserve">C)  30 miles per gallon</w:t>
+        <w:t xml:space="preserve">C)  33 miles per gallon</w:t>
       </w:r>
     </w:p>
     <w:p>

--- a/lessons/3-8/downloads/3-8-notes-l3.docx
+++ b/lessons/3-8/downloads/3-8-notes-l3.docx
@@ -264,49 +264,269 @@
           <w:sz w:val="19"/>
           <w:szCs w:val="19"/>
         </w:rPr>
-        <w:t xml:space="preserve">Look at the picture, read the word, then read what it means.</w:t>
+        <w:t xml:space="preserve">Review each concept term, definition, non-example, and visual clue.</w:t>
       </w:r>
     </w:p>
     <w:tbl>
       <w:tblPr>
-        <w:tblW w:type="pct" w:w="100%"/>
+        <w:tblW w:type="dxa" w:w="9360"/>
         <w:tblBorders>
-          <w:top w:val="none" w:color="FFFFFF" w:sz="0"/>
-          <w:left w:val="none" w:color="FFFFFF" w:sz="0"/>
-          <w:bottom w:val="single" w:color="C7D2DD" w:sz="4"/>
-          <w:right w:val="none" w:color="FFFFFF" w:sz="0"/>
-          <w:insideH w:val="none" w:color="FFFFFF" w:sz="0"/>
-          <w:insideV w:val="none" w:color="FFFFFF" w:sz="0"/>
+          <w:top w:val="single" w:color="C7D2DD" w:sz="6"/>
+          <w:left w:val="single" w:color="C7D2DD" w:sz="6"/>
+          <w:bottom w:val="single" w:color="C7D2DD" w:sz="6"/>
+          <w:right w:val="single" w:color="C7D2DD" w:sz="6"/>
+          <w:insideH w:val="single" w:color="C7D2DD" w:sz="6"/>
+          <w:insideV w:val="single" w:color="C7D2DD" w:sz="6"/>
         </w:tblBorders>
       </w:tblPr>
       <w:tblGrid>
         <w:gridCol w:w="1800"/>
-        <w:gridCol w:w="7560"/>
+        <w:gridCol w:w="3160"/>
+        <w:gridCol w:w="2200"/>
+        <w:gridCol w:w="2200"/>
       </w:tblGrid>
       <w:tr>
         <w:trPr>
           <w:cantSplit/>
+          <w:tblHeader/>
         </w:trPr>
         <w:tc>
           <w:tcPr>
             <w:tcW w:type="dxa" w:w="1800"/>
-            <w:tcMar>
-              <w:top w:type="dxa" w:w="100"/>
-              <w:left w:type="dxa" w:w="40"/>
-              <w:bottom w:type="dxa" w:w="100"/>
-              <w:right w:type="dxa" w:w="120"/>
-            </w:tcMar>
-            <w:vAlign w:val="center"/>
+            <w:shd w:fill="EEF4F8" w:color="auto" w:val="clear"/>
+            <w:tcMar>
+              <w:top w:type="dxa" w:w="80"/>
+              <w:left w:type="dxa" w:w="100"/>
+              <w:bottom w:type="dxa" w:w="80"/>
+              <w:right w:type="dxa" w:w="100"/>
+            </w:tcMar>
           </w:tcPr>
           <w:p>
             <w:pPr>
               <w:spacing w:after="0"/>
+            </w:pPr>
+            <w:r>
+              <w:rPr>
+                <w:b/>
+                <w:bCs/>
+                <w:color w:val="12355B"/>
+                <w:sz w:val="19"/>
+                <w:szCs w:val="19"/>
+              </w:rPr>
+              <w:t xml:space="preserve">Concept Term</w:t>
+            </w:r>
+          </w:p>
+        </w:tc>
+        <w:tc>
+          <w:tcPr>
+            <w:tcW w:type="dxa" w:w="3160"/>
+            <w:shd w:fill="EEF4F8" w:color="auto" w:val="clear"/>
+            <w:tcMar>
+              <w:top w:type="dxa" w:w="80"/>
+              <w:left w:type="dxa" w:w="100"/>
+              <w:bottom w:type="dxa" w:w="80"/>
+              <w:right w:type="dxa" w:w="100"/>
+            </w:tcMar>
+          </w:tcPr>
+          <w:p>
+            <w:pPr>
+              <w:spacing w:after="0"/>
+            </w:pPr>
+            <w:r>
+              <w:rPr>
+                <w:b/>
+                <w:bCs/>
+                <w:color w:val="12355B"/>
+                <w:sz w:val="19"/>
+                <w:szCs w:val="19"/>
+              </w:rPr>
+              <w:t xml:space="preserve">Student-Friendly Definition</w:t>
+            </w:r>
+          </w:p>
+        </w:tc>
+        <w:tc>
+          <w:tcPr>
+            <w:tcW w:type="dxa" w:w="2200"/>
+            <w:shd w:fill="EEF4F8" w:color="auto" w:val="clear"/>
+            <w:tcMar>
+              <w:top w:type="dxa" w:w="80"/>
+              <w:left w:type="dxa" w:w="100"/>
+              <w:bottom w:type="dxa" w:w="80"/>
+              <w:right w:type="dxa" w:w="100"/>
+            </w:tcMar>
+          </w:tcPr>
+          <w:p>
+            <w:pPr>
+              <w:spacing w:after="0"/>
+            </w:pPr>
+            <w:r>
+              <w:rPr>
+                <w:b/>
+                <w:bCs/>
+                <w:color w:val="12355B"/>
+                <w:sz w:val="19"/>
+                <w:szCs w:val="19"/>
+              </w:rPr>
+              <w:t xml:space="preserve">Non-Example</w:t>
+            </w:r>
+          </w:p>
+        </w:tc>
+        <w:tc>
+          <w:tcPr>
+            <w:tcW w:type="dxa" w:w="2200"/>
+            <w:shd w:fill="EEF4F8" w:color="auto" w:val="clear"/>
+            <w:tcMar>
+              <w:top w:type="dxa" w:w="80"/>
+              <w:left w:type="dxa" w:w="100"/>
+              <w:bottom w:type="dxa" w:w="80"/>
+              <w:right w:type="dxa" w:w="100"/>
+            </w:tcMar>
+          </w:tcPr>
+          <w:p>
+            <w:pPr>
+              <w:spacing w:after="0"/>
+            </w:pPr>
+            <w:r>
+              <w:rPr>
+                <w:b/>
+                <w:bCs/>
+                <w:color w:val="12355B"/>
+                <w:sz w:val="19"/>
+                <w:szCs w:val="19"/>
+              </w:rPr>
+              <w:t xml:space="preserve">Visual Clue</w:t>
+            </w:r>
+          </w:p>
+        </w:tc>
+      </w:tr>
+      <w:tr>
+        <w:trPr>
+          <w:cantSplit/>
+        </w:trPr>
+        <w:tc>
+          <w:tcPr>
+            <w:tcW w:type="dxa" w:w="1800"/>
+            <w:tcMar>
+              <w:top w:type="dxa" w:w="80"/>
+              <w:left w:type="dxa" w:w="100"/>
+              <w:bottom w:type="dxa" w:w="80"/>
+              <w:right w:type="dxa" w:w="100"/>
+            </w:tcMar>
+            <w:vAlign w:val="top"/>
+          </w:tcPr>
+          <w:p>
+            <w:pPr>
+              <w:spacing w:after="30"/>
+            </w:pPr>
+            <w:r>
+              <w:rPr>
+                <w:b/>
+                <w:bCs/>
+                <w:color w:val="12355B"/>
+                <w:sz w:val="21"/>
+                <w:szCs w:val="21"/>
+              </w:rPr>
+              <w:t xml:space="preserve">Unit Rate Problem Solving</w:t>
+            </w:r>
+          </w:p>
+          <w:p>
+            <w:pPr>
+              <w:spacing w:after="0"/>
+            </w:pPr>
+            <w:r>
+              <w:rPr>
+                <w:i/>
+                <w:iCs/>
+                <w:color w:val="5F6F80"/>
+                <w:sz w:val="18"/>
+                <w:szCs w:val="18"/>
+              </w:rPr>
+              <w:t xml:space="preserve">Resolución de problemas con tasas unitarias</w:t>
+            </w:r>
+          </w:p>
+        </w:tc>
+        <w:tc>
+          <w:tcPr>
+            <w:tcW w:type="dxa" w:w="3160"/>
+            <w:tcMar>
+              <w:top w:type="dxa" w:w="80"/>
+              <w:left w:type="dxa" w:w="100"/>
+              <w:bottom w:type="dxa" w:w="80"/>
+              <w:right w:type="dxa" w:w="100"/>
+            </w:tcMar>
+            <w:vAlign w:val="top"/>
+          </w:tcPr>
+          <w:p>
+            <w:pPr>
+              <w:spacing w:after="0"/>
+            </w:pPr>
+            <w:r>
+              <w:rPr>
+                <w:sz w:val="20"/>
+                <w:szCs w:val="20"/>
+              </w:rPr>
+              <w:t xml:space="preserve">Find an amount per 1 unit and use it to compare choices or solve a problem.</w:t>
+            </w:r>
+          </w:p>
+        </w:tc>
+        <w:tc>
+          <w:tcPr>
+            <w:tcW w:type="dxa" w:w="2200"/>
+            <w:tcMar>
+              <w:top w:type="dxa" w:w="80"/>
+              <w:left w:type="dxa" w:w="100"/>
+              <w:bottom w:type="dxa" w:w="80"/>
+              <w:right w:type="dxa" w:w="100"/>
+            </w:tcMar>
+            <w:vAlign w:val="top"/>
+          </w:tcPr>
+          <w:p>
+            <w:pPr>
+              <w:spacing w:after="40"/>
+            </w:pPr>
+            <w:r>
+              <w:rPr>
+                <w:i/>
+                <w:iCs/>
+                <w:color w:val="5F6F80"/>
+                <w:sz w:val="19"/>
+                <w:szCs w:val="19"/>
+              </w:rPr>
+              <w:t xml:space="preserve">Not Unit Rate Problem Solving: write a counter-example that breaks the definition.</w:t>
+            </w:r>
+          </w:p>
+          <w:p>
+            <w:pPr>
+              <w:pBdr>
+                <w:bottom w:val="single" w:color="AFBECC" w:sz="6"/>
+              </w:pBdr>
+              <w:spacing w:after="30" w:before="150"/>
+            </w:pPr>
+            <w:r>
+              <w:t xml:space="preserve"/>
+            </w:r>
+          </w:p>
+        </w:tc>
+        <w:tc>
+          <w:tcPr>
+            <w:tcW w:type="dxa" w:w="2200"/>
+            <w:tcMar>
+              <w:top w:type="dxa" w:w="80"/>
+              <w:left w:type="dxa" w:w="100"/>
+              <w:bottom w:type="dxa" w:w="80"/>
+              <w:right w:type="dxa" w:w="100"/>
+            </w:tcMar>
+            <w:vAlign w:val="top"/>
+          </w:tcPr>
+          <w:p>
+            <w:pPr>
+              <w:spacing w:after="40"/>
               <w:jc w:val="center"/>
             </w:pPr>
             <w:r>
               <w:drawing>
                 <wp:inline distT="0" distB="0" distL="0" distR="0">
-                  <wp:extent cx="1047750" cy="790575"/>
+                  <wp:extent cx="876300" cy="657225"/>
                   <wp:effectExtent t="0" r="0" b="0" l="0"/>
                   <wp:docPr id="1" name="" descr="" title=""/>
                   <wp:cNvGraphicFramePr>
@@ -331,7 +551,7 @@
                         <pic:spPr bwMode="auto">
                           <a:xfrm>
                             <a:off x="0" y="0"/>
-                            <a:ext cx="1047750" cy="790575"/>
+                            <a:ext cx="876300" cy="657225"/>
                           </a:xfrm>
                           <a:prstGeom prst="rect">
                             <a:avLst/>
@@ -344,32 +564,108 @@
               </w:drawing>
             </w:r>
           </w:p>
-        </w:tc>
-        <w:tc>
-          <w:tcPr>
-            <w:tcW w:type="dxa" w:w="7560"/>
-            <w:tcMar>
-              <w:top w:type="dxa" w:w="100"/>
-              <w:left w:type="dxa" w:w="40"/>
-              <w:bottom w:type="dxa" w:w="100"/>
-              <w:right w:type="dxa" w:w="40"/>
-            </w:tcMar>
-            <w:vAlign w:val="center"/>
-          </w:tcPr>
-          <w:p>
-            <w:pPr>
-              <w:spacing w:after="50"/>
+          <w:p>
+            <w:pPr>
+              <w:spacing w:after="0"/>
+            </w:pPr>
+            <w:r>
+              <w:rPr>
+                <w:i/>
+                <w:iCs/>
+                <w:color w:val="5F6F80"/>
+                <w:sz w:val="18"/>
+                <w:szCs w:val="18"/>
+              </w:rPr>
+              <w:t xml:space="preserve">$12 for 4 items = $3 per item.</w:t>
+            </w:r>
+          </w:p>
+        </w:tc>
+      </w:tr>
+      <w:tr>
+        <w:trPr>
+          <w:cantSplit/>
+        </w:trPr>
+        <w:tc>
+          <w:tcPr>
+            <w:tcW w:type="dxa" w:w="1800"/>
+            <w:tcMar>
+              <w:top w:type="dxa" w:w="80"/>
+              <w:left w:type="dxa" w:w="100"/>
+              <w:bottom w:type="dxa" w:w="80"/>
+              <w:right w:type="dxa" w:w="100"/>
+            </w:tcMar>
+            <w:vAlign w:val="top"/>
+          </w:tcPr>
+          <w:p>
+            <w:pPr>
+              <w:spacing w:after="30"/>
             </w:pPr>
             <w:r>
               <w:rPr>
                 <w:b/>
                 <w:bCs/>
                 <w:color w:val="12355B"/>
-                <w:sz w:val="24"/>
-                <w:szCs w:val="24"/>
-              </w:rPr>
-              <w:t xml:space="preserve">Unit Rate Problem Solving</w:t>
-            </w:r>
+                <w:sz w:val="21"/>
+                <w:szCs w:val="21"/>
+              </w:rPr>
+              <w:t xml:space="preserve">Unit Rate</w:t>
+            </w:r>
+          </w:p>
+          <w:p>
+            <w:pPr>
+              <w:spacing w:after="0"/>
+            </w:pPr>
+            <w:r>
+              <w:rPr>
+                <w:i/>
+                <w:iCs/>
+                <w:color w:val="5F6F80"/>
+                <w:sz w:val="18"/>
+                <w:szCs w:val="18"/>
+              </w:rPr>
+              <w:t xml:space="preserve">Tasa unitaria</w:t>
+            </w:r>
+          </w:p>
+        </w:tc>
+        <w:tc>
+          <w:tcPr>
+            <w:tcW w:type="dxa" w:w="3160"/>
+            <w:tcMar>
+              <w:top w:type="dxa" w:w="80"/>
+              <w:left w:type="dxa" w:w="100"/>
+              <w:bottom w:type="dxa" w:w="80"/>
+              <w:right w:type="dxa" w:w="100"/>
+            </w:tcMar>
+            <w:vAlign w:val="top"/>
+          </w:tcPr>
+          <w:p>
+            <w:pPr>
+              <w:spacing w:after="0"/>
+            </w:pPr>
+            <w:r>
+              <w:rPr>
+                <w:sz w:val="20"/>
+                <w:szCs w:val="20"/>
+              </w:rPr>
+              <w:t xml:space="preserve">A rate for just 1 of something, like cost for 1 item.</w:t>
+            </w:r>
+          </w:p>
+        </w:tc>
+        <w:tc>
+          <w:tcPr>
+            <w:tcW w:type="dxa" w:w="2200"/>
+            <w:tcMar>
+              <w:top w:type="dxa" w:w="80"/>
+              <w:left w:type="dxa" w:w="100"/>
+              <w:bottom w:type="dxa" w:w="80"/>
+              <w:right w:type="dxa" w:w="100"/>
+            </w:tcMar>
+            <w:vAlign w:val="top"/>
+          </w:tcPr>
+          <w:p>
+            <w:pPr>
+              <w:spacing w:after="40"/>
+            </w:pPr>
             <w:r>
               <w:rPr>
                 <w:i/>
@@ -378,89 +674,41 @@
                 <w:sz w:val="19"/>
                 <w:szCs w:val="19"/>
               </w:rPr>
-              <w:t xml:space="preserve">   Resolución de problemas con tasas unitarias</w:t>
-            </w:r>
-          </w:p>
+              <w:t xml:space="preserve">Not Unit Rate: write a counter-example that breaks the definition.</w:t>
+            </w:r>
+          </w:p>
+          <w:p>
+            <w:pPr>
+              <w:pBdr>
+                <w:bottom w:val="single" w:color="AFBECC" w:sz="6"/>
+              </w:pBdr>
+              <w:spacing w:after="30" w:before="150"/>
+            </w:pPr>
+            <w:r>
+              <w:t xml:space="preserve"/>
+            </w:r>
+          </w:p>
+        </w:tc>
+        <w:tc>
+          <w:tcPr>
+            <w:tcW w:type="dxa" w:w="2200"/>
+            <w:tcMar>
+              <w:top w:type="dxa" w:w="80"/>
+              <w:left w:type="dxa" w:w="100"/>
+              <w:bottom w:type="dxa" w:w="80"/>
+              <w:right w:type="dxa" w:w="100"/>
+            </w:tcMar>
+            <w:vAlign w:val="top"/>
+          </w:tcPr>
           <w:p>
             <w:pPr>
               <w:spacing w:after="40"/>
-            </w:pPr>
-            <w:r>
-              <w:rPr>
-                <w:sz w:val="21"/>
-                <w:szCs w:val="21"/>
-              </w:rPr>
-              <w:t xml:space="preserve">Find an amount per 1 unit and use it to compare choices or solve a problem.</w:t>
-            </w:r>
-          </w:p>
-          <w:p>
-            <w:pPr>
-              <w:spacing w:after="0"/>
-            </w:pPr>
-            <w:r>
-              <w:rPr>
-                <w:b/>
-                <w:bCs/>
-                <w:color w:val="1FA6A2"/>
-                <w:sz w:val="18"/>
-                <w:szCs w:val="18"/>
-              </w:rPr>
-              <w:t xml:space="preserve">Example:  </w:t>
-            </w:r>
-            <w:r>
-              <w:rPr>
-                <w:i/>
-                <w:iCs/>
-                <w:color w:val="5F6F80"/>
-                <w:sz w:val="18"/>
-                <w:szCs w:val="18"/>
-              </w:rPr>
-              <w:t xml:space="preserve">$12 for 4 items = $3 per item.</w:t>
-            </w:r>
-          </w:p>
-        </w:tc>
-      </w:tr>
-    </w:tbl>
-    <w:tbl>
-      <w:tblPr>
-        <w:tblW w:type="pct" w:w="100%"/>
-        <w:tblBorders>
-          <w:top w:val="none" w:color="FFFFFF" w:sz="0"/>
-          <w:left w:val="none" w:color="FFFFFF" w:sz="0"/>
-          <w:bottom w:val="single" w:color="C7D2DD" w:sz="4"/>
-          <w:right w:val="none" w:color="FFFFFF" w:sz="0"/>
-          <w:insideH w:val="none" w:color="FFFFFF" w:sz="0"/>
-          <w:insideV w:val="none" w:color="FFFFFF" w:sz="0"/>
-        </w:tblBorders>
-      </w:tblPr>
-      <w:tblGrid>
-        <w:gridCol w:w="1800"/>
-        <w:gridCol w:w="7560"/>
-      </w:tblGrid>
-      <w:tr>
-        <w:trPr>
-          <w:cantSplit/>
-        </w:trPr>
-        <w:tc>
-          <w:tcPr>
-            <w:tcW w:type="dxa" w:w="1800"/>
-            <w:tcMar>
-              <w:top w:type="dxa" w:w="100"/>
-              <w:left w:type="dxa" w:w="40"/>
-              <w:bottom w:type="dxa" w:w="100"/>
-              <w:right w:type="dxa" w:w="120"/>
-            </w:tcMar>
-            <w:vAlign w:val="center"/>
-          </w:tcPr>
-          <w:p>
-            <w:pPr>
-              <w:spacing w:after="0"/>
               <w:jc w:val="center"/>
             </w:pPr>
             <w:r>
               <w:drawing>
                 <wp:inline distT="0" distB="0" distL="0" distR="0">
-                  <wp:extent cx="1047750" cy="790575"/>
+                  <wp:extent cx="876300" cy="657225"/>
                   <wp:effectExtent t="0" r="0" b="0" l="0"/>
                   <wp:docPr id="1" name="" descr="" title=""/>
                   <wp:cNvGraphicFramePr>
@@ -485,7 +733,7 @@
                         <pic:spPr bwMode="auto">
                           <a:xfrm>
                             <a:off x="0" y="0"/>
-                            <a:ext cx="1047750" cy="790575"/>
+                            <a:ext cx="876300" cy="657225"/>
                           </a:xfrm>
                           <a:prstGeom prst="rect">
                             <a:avLst/>
@@ -498,32 +746,108 @@
               </w:drawing>
             </w:r>
           </w:p>
-        </w:tc>
-        <w:tc>
-          <w:tcPr>
-            <w:tcW w:type="dxa" w:w="7560"/>
-            <w:tcMar>
-              <w:top w:type="dxa" w:w="100"/>
-              <w:left w:type="dxa" w:w="40"/>
-              <w:bottom w:type="dxa" w:w="100"/>
-              <w:right w:type="dxa" w:w="40"/>
-            </w:tcMar>
-            <w:vAlign w:val="center"/>
-          </w:tcPr>
-          <w:p>
-            <w:pPr>
-              <w:spacing w:after="50"/>
+          <w:p>
+            <w:pPr>
+              <w:spacing w:after="0"/>
+            </w:pPr>
+            <w:r>
+              <w:rPr>
+                <w:i/>
+                <w:iCs/>
+                <w:color w:val="5F6F80"/>
+                <w:sz w:val="18"/>
+                <w:szCs w:val="18"/>
+              </w:rPr>
+              <w:t xml:space="preserve">$2.50 per pound means $2.50 for every 1 pound</w:t>
+            </w:r>
+          </w:p>
+        </w:tc>
+      </w:tr>
+      <w:tr>
+        <w:trPr>
+          <w:cantSplit/>
+        </w:trPr>
+        <w:tc>
+          <w:tcPr>
+            <w:tcW w:type="dxa" w:w="1800"/>
+            <w:tcMar>
+              <w:top w:type="dxa" w:w="80"/>
+              <w:left w:type="dxa" w:w="100"/>
+              <w:bottom w:type="dxa" w:w="80"/>
+              <w:right w:type="dxa" w:w="100"/>
+            </w:tcMar>
+            <w:vAlign w:val="top"/>
+          </w:tcPr>
+          <w:p>
+            <w:pPr>
+              <w:spacing w:after="30"/>
             </w:pPr>
             <w:r>
               <w:rPr>
                 <w:b/>
                 <w:bCs/>
                 <w:color w:val="12355B"/>
-                <w:sz w:val="24"/>
-                <w:szCs w:val="24"/>
-              </w:rPr>
-              <w:t xml:space="preserve">Unit Rate</w:t>
-            </w:r>
+                <w:sz w:val="21"/>
+                <w:szCs w:val="21"/>
+              </w:rPr>
+              <w:t xml:space="preserve">Better Buy</w:t>
+            </w:r>
+          </w:p>
+          <w:p>
+            <w:pPr>
+              <w:spacing w:after="0"/>
+            </w:pPr>
+            <w:r>
+              <w:rPr>
+                <w:i/>
+                <w:iCs/>
+                <w:color w:val="5F6F80"/>
+                <w:sz w:val="18"/>
+                <w:szCs w:val="18"/>
+              </w:rPr>
+              <w:t xml:space="preserve">Mejor compra</w:t>
+            </w:r>
+          </w:p>
+        </w:tc>
+        <w:tc>
+          <w:tcPr>
+            <w:tcW w:type="dxa" w:w="3160"/>
+            <w:tcMar>
+              <w:top w:type="dxa" w:w="80"/>
+              <w:left w:type="dxa" w:w="100"/>
+              <w:bottom w:type="dxa" w:w="80"/>
+              <w:right w:type="dxa" w:w="100"/>
+            </w:tcMar>
+            <w:vAlign w:val="top"/>
+          </w:tcPr>
+          <w:p>
+            <w:pPr>
+              <w:spacing w:after="0"/>
+            </w:pPr>
+            <w:r>
+              <w:rPr>
+                <w:sz w:val="20"/>
+                <w:szCs w:val="20"/>
+              </w:rPr>
+              <w:t xml:space="preserve">The choice that costs less for each item.</w:t>
+            </w:r>
+          </w:p>
+        </w:tc>
+        <w:tc>
+          <w:tcPr>
+            <w:tcW w:type="dxa" w:w="2200"/>
+            <w:tcMar>
+              <w:top w:type="dxa" w:w="80"/>
+              <w:left w:type="dxa" w:w="100"/>
+              <w:bottom w:type="dxa" w:w="80"/>
+              <w:right w:type="dxa" w:w="100"/>
+            </w:tcMar>
+            <w:vAlign w:val="top"/>
+          </w:tcPr>
+          <w:p>
+            <w:pPr>
+              <w:spacing w:after="40"/>
+            </w:pPr>
             <w:r>
               <w:rPr>
                 <w:i/>
@@ -532,89 +856,41 @@
                 <w:sz w:val="19"/>
                 <w:szCs w:val="19"/>
               </w:rPr>
-              <w:t xml:space="preserve">   Tasa unitaria</w:t>
-            </w:r>
-          </w:p>
+              <w:t xml:space="preserve">Not Better Buy: write a counter-example that breaks the definition.</w:t>
+            </w:r>
+          </w:p>
+          <w:p>
+            <w:pPr>
+              <w:pBdr>
+                <w:bottom w:val="single" w:color="AFBECC" w:sz="6"/>
+              </w:pBdr>
+              <w:spacing w:after="30" w:before="150"/>
+            </w:pPr>
+            <w:r>
+              <w:t xml:space="preserve"/>
+            </w:r>
+          </w:p>
+        </w:tc>
+        <w:tc>
+          <w:tcPr>
+            <w:tcW w:type="dxa" w:w="2200"/>
+            <w:tcMar>
+              <w:top w:type="dxa" w:w="80"/>
+              <w:left w:type="dxa" w:w="100"/>
+              <w:bottom w:type="dxa" w:w="80"/>
+              <w:right w:type="dxa" w:w="100"/>
+            </w:tcMar>
+            <w:vAlign w:val="top"/>
+          </w:tcPr>
           <w:p>
             <w:pPr>
               <w:spacing w:after="40"/>
-            </w:pPr>
-            <w:r>
-              <w:rPr>
-                <w:sz w:val="21"/>
-                <w:szCs w:val="21"/>
-              </w:rPr>
-              <w:t xml:space="preserve">A rate for just 1 of something, like cost for 1 item.</w:t>
-            </w:r>
-          </w:p>
-          <w:p>
-            <w:pPr>
-              <w:spacing w:after="0"/>
-            </w:pPr>
-            <w:r>
-              <w:rPr>
-                <w:b/>
-                <w:bCs/>
-                <w:color w:val="1FA6A2"/>
-                <w:sz w:val="18"/>
-                <w:szCs w:val="18"/>
-              </w:rPr>
-              <w:t xml:space="preserve">Example:  </w:t>
-            </w:r>
-            <w:r>
-              <w:rPr>
-                <w:i/>
-                <w:iCs/>
-                <w:color w:val="5F6F80"/>
-                <w:sz w:val="18"/>
-                <w:szCs w:val="18"/>
-              </w:rPr>
-              <w:t xml:space="preserve">$2.50 per pound means $2.50 for every 1 pound</w:t>
-            </w:r>
-          </w:p>
-        </w:tc>
-      </w:tr>
-    </w:tbl>
-    <w:tbl>
-      <w:tblPr>
-        <w:tblW w:type="pct" w:w="100%"/>
-        <w:tblBorders>
-          <w:top w:val="none" w:color="FFFFFF" w:sz="0"/>
-          <w:left w:val="none" w:color="FFFFFF" w:sz="0"/>
-          <w:bottom w:val="single" w:color="C7D2DD" w:sz="4"/>
-          <w:right w:val="none" w:color="FFFFFF" w:sz="0"/>
-          <w:insideH w:val="none" w:color="FFFFFF" w:sz="0"/>
-          <w:insideV w:val="none" w:color="FFFFFF" w:sz="0"/>
-        </w:tblBorders>
-      </w:tblPr>
-      <w:tblGrid>
-        <w:gridCol w:w="1800"/>
-        <w:gridCol w:w="7560"/>
-      </w:tblGrid>
-      <w:tr>
-        <w:trPr>
-          <w:cantSplit/>
-        </w:trPr>
-        <w:tc>
-          <w:tcPr>
-            <w:tcW w:type="dxa" w:w="1800"/>
-            <w:tcMar>
-              <w:top w:type="dxa" w:w="100"/>
-              <w:left w:type="dxa" w:w="40"/>
-              <w:bottom w:type="dxa" w:w="100"/>
-              <w:right w:type="dxa" w:w="120"/>
-            </w:tcMar>
-            <w:vAlign w:val="center"/>
-          </w:tcPr>
-          <w:p>
-            <w:pPr>
-              <w:spacing w:after="0"/>
               <w:jc w:val="center"/>
             </w:pPr>
             <w:r>
               <w:drawing>
                 <wp:inline distT="0" distB="0" distL="0" distR="0">
-                  <wp:extent cx="1047750" cy="790575"/>
+                  <wp:extent cx="876300" cy="657225"/>
                   <wp:effectExtent t="0" r="0" b="0" l="0"/>
                   <wp:docPr id="1" name="" descr="" title=""/>
                   <wp:cNvGraphicFramePr>
@@ -639,7 +915,7 @@
                         <pic:spPr bwMode="auto">
                           <a:xfrm>
                             <a:off x="0" y="0"/>
-                            <a:ext cx="1047750" cy="790575"/>
+                            <a:ext cx="876300" cy="657225"/>
                           </a:xfrm>
                           <a:prstGeom prst="rect">
                             <a:avLst/>
@@ -652,32 +928,108 @@
               </w:drawing>
             </w:r>
           </w:p>
-        </w:tc>
-        <w:tc>
-          <w:tcPr>
-            <w:tcW w:type="dxa" w:w="7560"/>
-            <w:tcMar>
-              <w:top w:type="dxa" w:w="100"/>
-              <w:left w:type="dxa" w:w="40"/>
-              <w:bottom w:type="dxa" w:w="100"/>
-              <w:right w:type="dxa" w:w="40"/>
-            </w:tcMar>
-            <w:vAlign w:val="center"/>
-          </w:tcPr>
-          <w:p>
-            <w:pPr>
-              <w:spacing w:after="50"/>
+          <w:p>
+            <w:pPr>
+              <w:spacing w:after="0"/>
+            </w:pPr>
+            <w:r>
+              <w:rPr>
+                <w:i/>
+                <w:iCs/>
+                <w:color w:val="5F6F80"/>
+                <w:sz w:val="18"/>
+                <w:szCs w:val="18"/>
+              </w:rPr>
+              <w:t xml:space="preserve">$0.10 each vs $0.15 each — the $0.10 option is the better buy</w:t>
+            </w:r>
+          </w:p>
+        </w:tc>
+      </w:tr>
+      <w:tr>
+        <w:trPr>
+          <w:cantSplit/>
+        </w:trPr>
+        <w:tc>
+          <w:tcPr>
+            <w:tcW w:type="dxa" w:w="1800"/>
+            <w:tcMar>
+              <w:top w:type="dxa" w:w="80"/>
+              <w:left w:type="dxa" w:w="100"/>
+              <w:bottom w:type="dxa" w:w="80"/>
+              <w:right w:type="dxa" w:w="100"/>
+            </w:tcMar>
+            <w:vAlign w:val="top"/>
+          </w:tcPr>
+          <w:p>
+            <w:pPr>
+              <w:spacing w:after="30"/>
             </w:pPr>
             <w:r>
               <w:rPr>
                 <w:b/>
                 <w:bCs/>
                 <w:color w:val="12355B"/>
-                <w:sz w:val="24"/>
-                <w:szCs w:val="24"/>
-              </w:rPr>
-              <w:t xml:space="preserve">Better Buy</w:t>
-            </w:r>
+                <w:sz w:val="21"/>
+                <w:szCs w:val="21"/>
+              </w:rPr>
+              <w:t xml:space="preserve">Comparison</w:t>
+            </w:r>
+          </w:p>
+          <w:p>
+            <w:pPr>
+              <w:spacing w:after="0"/>
+            </w:pPr>
+            <w:r>
+              <w:rPr>
+                <w:i/>
+                <w:iCs/>
+                <w:color w:val="5F6F80"/>
+                <w:sz w:val="18"/>
+                <w:szCs w:val="18"/>
+              </w:rPr>
+              <w:t xml:space="preserve">Comparación</w:t>
+            </w:r>
+          </w:p>
+        </w:tc>
+        <w:tc>
+          <w:tcPr>
+            <w:tcW w:type="dxa" w:w="3160"/>
+            <w:tcMar>
+              <w:top w:type="dxa" w:w="80"/>
+              <w:left w:type="dxa" w:w="100"/>
+              <w:bottom w:type="dxa" w:w="80"/>
+              <w:right w:type="dxa" w:w="100"/>
+            </w:tcMar>
+            <w:vAlign w:val="top"/>
+          </w:tcPr>
+          <w:p>
+            <w:pPr>
+              <w:spacing w:after="0"/>
+            </w:pPr>
+            <w:r>
+              <w:rPr>
+                <w:sz w:val="20"/>
+                <w:szCs w:val="20"/>
+              </w:rPr>
+              <w:t xml:space="preserve">Looking at two or more amounts to see how they are related.</w:t>
+            </w:r>
+          </w:p>
+        </w:tc>
+        <w:tc>
+          <w:tcPr>
+            <w:tcW w:type="dxa" w:w="2200"/>
+            <w:tcMar>
+              <w:top w:type="dxa" w:w="80"/>
+              <w:left w:type="dxa" w:w="100"/>
+              <w:bottom w:type="dxa" w:w="80"/>
+              <w:right w:type="dxa" w:w="100"/>
+            </w:tcMar>
+            <w:vAlign w:val="top"/>
+          </w:tcPr>
+          <w:p>
+            <w:pPr>
+              <w:spacing w:after="40"/>
+            </w:pPr>
             <w:r>
               <w:rPr>
                 <w:i/>
@@ -686,89 +1038,41 @@
                 <w:sz w:val="19"/>
                 <w:szCs w:val="19"/>
               </w:rPr>
-              <w:t xml:space="preserve">   Mejor compra</w:t>
-            </w:r>
-          </w:p>
+              <w:t xml:space="preserve">Not Comparison: write a counter-example that breaks the definition.</w:t>
+            </w:r>
+          </w:p>
+          <w:p>
+            <w:pPr>
+              <w:pBdr>
+                <w:bottom w:val="single" w:color="AFBECC" w:sz="6"/>
+              </w:pBdr>
+              <w:spacing w:after="30" w:before="150"/>
+            </w:pPr>
+            <w:r>
+              <w:t xml:space="preserve"/>
+            </w:r>
+          </w:p>
+        </w:tc>
+        <w:tc>
+          <w:tcPr>
+            <w:tcW w:type="dxa" w:w="2200"/>
+            <w:tcMar>
+              <w:top w:type="dxa" w:w="80"/>
+              <w:left w:type="dxa" w:w="100"/>
+              <w:bottom w:type="dxa" w:w="80"/>
+              <w:right w:type="dxa" w:w="100"/>
+            </w:tcMar>
+            <w:vAlign w:val="top"/>
+          </w:tcPr>
           <w:p>
             <w:pPr>
               <w:spacing w:after="40"/>
-            </w:pPr>
-            <w:r>
-              <w:rPr>
-                <w:sz w:val="21"/>
-                <w:szCs w:val="21"/>
-              </w:rPr>
-              <w:t xml:space="preserve">The choice that costs less for each item.</w:t>
-            </w:r>
-          </w:p>
-          <w:p>
-            <w:pPr>
-              <w:spacing w:after="0"/>
-            </w:pPr>
-            <w:r>
-              <w:rPr>
-                <w:b/>
-                <w:bCs/>
-                <w:color w:val="1FA6A2"/>
-                <w:sz w:val="18"/>
-                <w:szCs w:val="18"/>
-              </w:rPr>
-              <w:t xml:space="preserve">Example:  </w:t>
-            </w:r>
-            <w:r>
-              <w:rPr>
-                <w:i/>
-                <w:iCs/>
-                <w:color w:val="5F6F80"/>
-                <w:sz w:val="18"/>
-                <w:szCs w:val="18"/>
-              </w:rPr>
-              <w:t xml:space="preserve">$0.10 each vs $0.15 each — the $0.10 option is the better buy</w:t>
-            </w:r>
-          </w:p>
-        </w:tc>
-      </w:tr>
-    </w:tbl>
-    <w:tbl>
-      <w:tblPr>
-        <w:tblW w:type="pct" w:w="100%"/>
-        <w:tblBorders>
-          <w:top w:val="none" w:color="FFFFFF" w:sz="0"/>
-          <w:left w:val="none" w:color="FFFFFF" w:sz="0"/>
-          <w:bottom w:val="single" w:color="C7D2DD" w:sz="4"/>
-          <w:right w:val="none" w:color="FFFFFF" w:sz="0"/>
-          <w:insideH w:val="none" w:color="FFFFFF" w:sz="0"/>
-          <w:insideV w:val="none" w:color="FFFFFF" w:sz="0"/>
-        </w:tblBorders>
-      </w:tblPr>
-      <w:tblGrid>
-        <w:gridCol w:w="1800"/>
-        <w:gridCol w:w="7560"/>
-      </w:tblGrid>
-      <w:tr>
-        <w:trPr>
-          <w:cantSplit/>
-        </w:trPr>
-        <w:tc>
-          <w:tcPr>
-            <w:tcW w:type="dxa" w:w="1800"/>
-            <w:tcMar>
-              <w:top w:type="dxa" w:w="100"/>
-              <w:left w:type="dxa" w:w="40"/>
-              <w:bottom w:type="dxa" w:w="100"/>
-              <w:right w:type="dxa" w:w="120"/>
-            </w:tcMar>
-            <w:vAlign w:val="center"/>
-          </w:tcPr>
-          <w:p>
-            <w:pPr>
-              <w:spacing w:after="0"/>
               <w:jc w:val="center"/>
             </w:pPr>
             <w:r>
               <w:drawing>
                 <wp:inline distT="0" distB="0" distL="0" distR="0">
-                  <wp:extent cx="1047750" cy="790575"/>
+                  <wp:extent cx="876300" cy="657225"/>
                   <wp:effectExtent t="0" r="0" b="0" l="0"/>
                   <wp:docPr id="1" name="" descr="" title=""/>
                   <wp:cNvGraphicFramePr>
@@ -793,7 +1097,7 @@
                         <pic:spPr bwMode="auto">
                           <a:xfrm>
                             <a:off x="0" y="0"/>
-                            <a:ext cx="1047750" cy="790575"/>
+                            <a:ext cx="876300" cy="657225"/>
                           </a:xfrm>
                           <a:prstGeom prst="rect">
                             <a:avLst/>
@@ -806,32 +1110,108 @@
               </w:drawing>
             </w:r>
           </w:p>
-        </w:tc>
-        <w:tc>
-          <w:tcPr>
-            <w:tcW w:type="dxa" w:w="7560"/>
-            <w:tcMar>
-              <w:top w:type="dxa" w:w="100"/>
-              <w:left w:type="dxa" w:w="40"/>
-              <w:bottom w:type="dxa" w:w="100"/>
-              <w:right w:type="dxa" w:w="40"/>
-            </w:tcMar>
-            <w:vAlign w:val="center"/>
-          </w:tcPr>
-          <w:p>
-            <w:pPr>
-              <w:spacing w:after="50"/>
+          <w:p>
+            <w:pPr>
+              <w:spacing w:after="0"/>
+            </w:pPr>
+            <w:r>
+              <w:rPr>
+                <w:i/>
+                <w:iCs/>
+                <w:color w:val="5F6F80"/>
+                <w:sz w:val="18"/>
+                <w:szCs w:val="18"/>
+              </w:rPr>
+              <w:t xml:space="preserve">$3 per game &lt; $4 per game</w:t>
+            </w:r>
+          </w:p>
+        </w:tc>
+      </w:tr>
+      <w:tr>
+        <w:trPr>
+          <w:cantSplit/>
+        </w:trPr>
+        <w:tc>
+          <w:tcPr>
+            <w:tcW w:type="dxa" w:w="1800"/>
+            <w:tcMar>
+              <w:top w:type="dxa" w:w="80"/>
+              <w:left w:type="dxa" w:w="100"/>
+              <w:bottom w:type="dxa" w:w="80"/>
+              <w:right w:type="dxa" w:w="100"/>
+            </w:tcMar>
+            <w:vAlign w:val="top"/>
+          </w:tcPr>
+          <w:p>
+            <w:pPr>
+              <w:spacing w:after="30"/>
             </w:pPr>
             <w:r>
               <w:rPr>
                 <w:b/>
                 <w:bCs/>
                 <w:color w:val="12355B"/>
-                <w:sz w:val="24"/>
-                <w:szCs w:val="24"/>
-              </w:rPr>
-              <w:t xml:space="preserve">Comparison</w:t>
-            </w:r>
+                <w:sz w:val="21"/>
+                <w:szCs w:val="21"/>
+              </w:rPr>
+              <w:t xml:space="preserve">Per Unit</w:t>
+            </w:r>
+          </w:p>
+          <w:p>
+            <w:pPr>
+              <w:spacing w:after="0"/>
+            </w:pPr>
+            <w:r>
+              <w:rPr>
+                <w:i/>
+                <w:iCs/>
+                <w:color w:val="5F6F80"/>
+                <w:sz w:val="18"/>
+                <w:szCs w:val="18"/>
+              </w:rPr>
+              <w:t xml:space="preserve">Por unidad</w:t>
+            </w:r>
+          </w:p>
+        </w:tc>
+        <w:tc>
+          <w:tcPr>
+            <w:tcW w:type="dxa" w:w="3160"/>
+            <w:tcMar>
+              <w:top w:type="dxa" w:w="80"/>
+              <w:left w:type="dxa" w:w="100"/>
+              <w:bottom w:type="dxa" w:w="80"/>
+              <w:right w:type="dxa" w:w="100"/>
+            </w:tcMar>
+            <w:vAlign w:val="top"/>
+          </w:tcPr>
+          <w:p>
+            <w:pPr>
+              <w:spacing w:after="0"/>
+            </w:pPr>
+            <w:r>
+              <w:rPr>
+                <w:sz w:val="20"/>
+                <w:szCs w:val="20"/>
+              </w:rPr>
+              <w:t xml:space="preserve">For each single item.</w:t>
+            </w:r>
+          </w:p>
+        </w:tc>
+        <w:tc>
+          <w:tcPr>
+            <w:tcW w:type="dxa" w:w="2200"/>
+            <w:tcMar>
+              <w:top w:type="dxa" w:w="80"/>
+              <w:left w:type="dxa" w:w="100"/>
+              <w:bottom w:type="dxa" w:w="80"/>
+              <w:right w:type="dxa" w:w="100"/>
+            </w:tcMar>
+            <w:vAlign w:val="top"/>
+          </w:tcPr>
+          <w:p>
+            <w:pPr>
+              <w:spacing w:after="40"/>
+            </w:pPr>
             <w:r>
               <w:rPr>
                 <w:i/>
@@ -840,89 +1220,41 @@
                 <w:sz w:val="19"/>
                 <w:szCs w:val="19"/>
               </w:rPr>
-              <w:t xml:space="preserve">   Comparación</w:t>
-            </w:r>
-          </w:p>
+              <w:t xml:space="preserve">Not Per Unit: write a counter-example that breaks the definition.</w:t>
+            </w:r>
+          </w:p>
+          <w:p>
+            <w:pPr>
+              <w:pBdr>
+                <w:bottom w:val="single" w:color="AFBECC" w:sz="6"/>
+              </w:pBdr>
+              <w:spacing w:after="30" w:before="150"/>
+            </w:pPr>
+            <w:r>
+              <w:t xml:space="preserve"/>
+            </w:r>
+          </w:p>
+        </w:tc>
+        <w:tc>
+          <w:tcPr>
+            <w:tcW w:type="dxa" w:w="2200"/>
+            <w:tcMar>
+              <w:top w:type="dxa" w:w="80"/>
+              <w:left w:type="dxa" w:w="100"/>
+              <w:bottom w:type="dxa" w:w="80"/>
+              <w:right w:type="dxa" w:w="100"/>
+            </w:tcMar>
+            <w:vAlign w:val="top"/>
+          </w:tcPr>
           <w:p>
             <w:pPr>
               <w:spacing w:after="40"/>
-            </w:pPr>
-            <w:r>
-              <w:rPr>
-                <w:sz w:val="21"/>
-                <w:szCs w:val="21"/>
-              </w:rPr>
-              <w:t xml:space="preserve">Looking at two or more amounts to see how they are related.</w:t>
-            </w:r>
-          </w:p>
-          <w:p>
-            <w:pPr>
-              <w:spacing w:after="0"/>
-            </w:pPr>
-            <w:r>
-              <w:rPr>
-                <w:b/>
-                <w:bCs/>
-                <w:color w:val="1FA6A2"/>
-                <w:sz w:val="18"/>
-                <w:szCs w:val="18"/>
-              </w:rPr>
-              <w:t xml:space="preserve">Example:  </w:t>
-            </w:r>
-            <w:r>
-              <w:rPr>
-                <w:i/>
-                <w:iCs/>
-                <w:color w:val="5F6F80"/>
-                <w:sz w:val="18"/>
-                <w:szCs w:val="18"/>
-              </w:rPr>
-              <w:t xml:space="preserve">$3 per game &lt; $4 per game</w:t>
-            </w:r>
-          </w:p>
-        </w:tc>
-      </w:tr>
-    </w:tbl>
-    <w:tbl>
-      <w:tblPr>
-        <w:tblW w:type="pct" w:w="100%"/>
-        <w:tblBorders>
-          <w:top w:val="none" w:color="FFFFFF" w:sz="0"/>
-          <w:left w:val="none" w:color="FFFFFF" w:sz="0"/>
-          <w:bottom w:val="single" w:color="C7D2DD" w:sz="4"/>
-          <w:right w:val="none" w:color="FFFFFF" w:sz="0"/>
-          <w:insideH w:val="none" w:color="FFFFFF" w:sz="0"/>
-          <w:insideV w:val="none" w:color="FFFFFF" w:sz="0"/>
-        </w:tblBorders>
-      </w:tblPr>
-      <w:tblGrid>
-        <w:gridCol w:w="1800"/>
-        <w:gridCol w:w="7560"/>
-      </w:tblGrid>
-      <w:tr>
-        <w:trPr>
-          <w:cantSplit/>
-        </w:trPr>
-        <w:tc>
-          <w:tcPr>
-            <w:tcW w:type="dxa" w:w="1800"/>
-            <w:tcMar>
-              <w:top w:type="dxa" w:w="100"/>
-              <w:left w:type="dxa" w:w="40"/>
-              <w:bottom w:type="dxa" w:w="100"/>
-              <w:right w:type="dxa" w:w="120"/>
-            </w:tcMar>
-            <w:vAlign w:val="center"/>
-          </w:tcPr>
-          <w:p>
-            <w:pPr>
-              <w:spacing w:after="0"/>
               <w:jc w:val="center"/>
             </w:pPr>
             <w:r>
               <w:drawing>
                 <wp:inline distT="0" distB="0" distL="0" distR="0">
-                  <wp:extent cx="1047750" cy="790575"/>
+                  <wp:extent cx="876300" cy="657225"/>
                   <wp:effectExtent t="0" r="0" b="0" l="0"/>
                   <wp:docPr id="1" name="" descr="" title=""/>
                   <wp:cNvGraphicFramePr>
@@ -947,7 +1279,7 @@
                         <pic:spPr bwMode="auto">
                           <a:xfrm>
                             <a:off x="0" y="0"/>
-                            <a:ext cx="1047750" cy="790575"/>
+                            <a:ext cx="876300" cy="657225"/>
                           </a:xfrm>
                           <a:prstGeom prst="rect">
                             <a:avLst/>
@@ -960,32 +1292,108 @@
               </w:drawing>
             </w:r>
           </w:p>
-        </w:tc>
-        <w:tc>
-          <w:tcPr>
-            <w:tcW w:type="dxa" w:w="7560"/>
-            <w:tcMar>
-              <w:top w:type="dxa" w:w="100"/>
-              <w:left w:type="dxa" w:w="40"/>
-              <w:bottom w:type="dxa" w:w="100"/>
-              <w:right w:type="dxa" w:w="40"/>
-            </w:tcMar>
-            <w:vAlign w:val="center"/>
-          </w:tcPr>
-          <w:p>
-            <w:pPr>
-              <w:spacing w:after="50"/>
+          <w:p>
+            <w:pPr>
+              <w:spacing w:after="0"/>
+            </w:pPr>
+            <w:r>
+              <w:rPr>
+                <w:i/>
+                <w:iCs/>
+                <w:color w:val="5F6F80"/>
+                <w:sz w:val="18"/>
+                <w:szCs w:val="18"/>
+              </w:rPr>
+              <w:t xml:space="preserve">$0.50 per token means each token costs $0.50</w:t>
+            </w:r>
+          </w:p>
+        </w:tc>
+      </w:tr>
+      <w:tr>
+        <w:trPr>
+          <w:cantSplit/>
+        </w:trPr>
+        <w:tc>
+          <w:tcPr>
+            <w:tcW w:type="dxa" w:w="1800"/>
+            <w:tcMar>
+              <w:top w:type="dxa" w:w="80"/>
+              <w:left w:type="dxa" w:w="100"/>
+              <w:bottom w:type="dxa" w:w="80"/>
+              <w:right w:type="dxa" w:w="100"/>
+            </w:tcMar>
+            <w:vAlign w:val="top"/>
+          </w:tcPr>
+          <w:p>
+            <w:pPr>
+              <w:spacing w:after="30"/>
             </w:pPr>
             <w:r>
               <w:rPr>
                 <w:b/>
                 <w:bCs/>
                 <w:color w:val="12355B"/>
-                <w:sz w:val="24"/>
-                <w:szCs w:val="24"/>
-              </w:rPr>
-              <w:t xml:space="preserve">Per Unit</w:t>
-            </w:r>
+                <w:sz w:val="21"/>
+                <w:szCs w:val="21"/>
+              </w:rPr>
+              <w:t xml:space="preserve">Rate</w:t>
+            </w:r>
+          </w:p>
+          <w:p>
+            <w:pPr>
+              <w:spacing w:after="0"/>
+            </w:pPr>
+            <w:r>
+              <w:rPr>
+                <w:i/>
+                <w:iCs/>
+                <w:color w:val="5F6F80"/>
+                <w:sz w:val="18"/>
+                <w:szCs w:val="18"/>
+              </w:rPr>
+              <w:t xml:space="preserve">Tasa</w:t>
+            </w:r>
+          </w:p>
+        </w:tc>
+        <w:tc>
+          <w:tcPr>
+            <w:tcW w:type="dxa" w:w="3160"/>
+            <w:tcMar>
+              <w:top w:type="dxa" w:w="80"/>
+              <w:left w:type="dxa" w:w="100"/>
+              <w:bottom w:type="dxa" w:w="80"/>
+              <w:right w:type="dxa" w:w="100"/>
+            </w:tcMar>
+            <w:vAlign w:val="top"/>
+          </w:tcPr>
+          <w:p>
+            <w:pPr>
+              <w:spacing w:after="0"/>
+            </w:pPr>
+            <w:r>
+              <w:rPr>
+                <w:sz w:val="20"/>
+                <w:szCs w:val="20"/>
+              </w:rPr>
+              <w:t xml:space="preserve">A ratio comparing two amounts with different units, like miles per hour.</w:t>
+            </w:r>
+          </w:p>
+        </w:tc>
+        <w:tc>
+          <w:tcPr>
+            <w:tcW w:type="dxa" w:w="2200"/>
+            <w:tcMar>
+              <w:top w:type="dxa" w:w="80"/>
+              <w:left w:type="dxa" w:w="100"/>
+              <w:bottom w:type="dxa" w:w="80"/>
+              <w:right w:type="dxa" w:w="100"/>
+            </w:tcMar>
+            <w:vAlign w:val="top"/>
+          </w:tcPr>
+          <w:p>
+            <w:pPr>
+              <w:spacing w:after="40"/>
+            </w:pPr>
             <w:r>
               <w:rPr>
                 <w:i/>
@@ -994,89 +1402,41 @@
                 <w:sz w:val="19"/>
                 <w:szCs w:val="19"/>
               </w:rPr>
-              <w:t xml:space="preserve">   Por unidad</w:t>
-            </w:r>
-          </w:p>
+              <w:t xml:space="preserve">Not Rate: write a counter-example that breaks the definition.</w:t>
+            </w:r>
+          </w:p>
+          <w:p>
+            <w:pPr>
+              <w:pBdr>
+                <w:bottom w:val="single" w:color="AFBECC" w:sz="6"/>
+              </w:pBdr>
+              <w:spacing w:after="30" w:before="150"/>
+            </w:pPr>
+            <w:r>
+              <w:t xml:space="preserve"/>
+            </w:r>
+          </w:p>
+        </w:tc>
+        <w:tc>
+          <w:tcPr>
+            <w:tcW w:type="dxa" w:w="2200"/>
+            <w:tcMar>
+              <w:top w:type="dxa" w:w="80"/>
+              <w:left w:type="dxa" w:w="100"/>
+              <w:bottom w:type="dxa" w:w="80"/>
+              <w:right w:type="dxa" w:w="100"/>
+            </w:tcMar>
+            <w:vAlign w:val="top"/>
+          </w:tcPr>
           <w:p>
             <w:pPr>
               <w:spacing w:after="40"/>
-            </w:pPr>
-            <w:r>
-              <w:rPr>
-                <w:sz w:val="21"/>
-                <w:szCs w:val="21"/>
-              </w:rPr>
-              <w:t xml:space="preserve">For each single item.</w:t>
-            </w:r>
-          </w:p>
-          <w:p>
-            <w:pPr>
-              <w:spacing w:after="0"/>
-            </w:pPr>
-            <w:r>
-              <w:rPr>
-                <w:b/>
-                <w:bCs/>
-                <w:color w:val="1FA6A2"/>
-                <w:sz w:val="18"/>
-                <w:szCs w:val="18"/>
-              </w:rPr>
-              <w:t xml:space="preserve">Example:  </w:t>
-            </w:r>
-            <w:r>
-              <w:rPr>
-                <w:i/>
-                <w:iCs/>
-                <w:color w:val="5F6F80"/>
-                <w:sz w:val="18"/>
-                <w:szCs w:val="18"/>
-              </w:rPr>
-              <w:t xml:space="preserve">$0.50 per token means each token costs $0.50</w:t>
-            </w:r>
-          </w:p>
-        </w:tc>
-      </w:tr>
-    </w:tbl>
-    <w:tbl>
-      <w:tblPr>
-        <w:tblW w:type="pct" w:w="100%"/>
-        <w:tblBorders>
-          <w:top w:val="none" w:color="FFFFFF" w:sz="0"/>
-          <w:left w:val="none" w:color="FFFFFF" w:sz="0"/>
-          <w:bottom w:val="single" w:color="C7D2DD" w:sz="4"/>
-          <w:right w:val="none" w:color="FFFFFF" w:sz="0"/>
-          <w:insideH w:val="none" w:color="FFFFFF" w:sz="0"/>
-          <w:insideV w:val="none" w:color="FFFFFF" w:sz="0"/>
-        </w:tblBorders>
-      </w:tblPr>
-      <w:tblGrid>
-        <w:gridCol w:w="1800"/>
-        <w:gridCol w:w="7560"/>
-      </w:tblGrid>
-      <w:tr>
-        <w:trPr>
-          <w:cantSplit/>
-        </w:trPr>
-        <w:tc>
-          <w:tcPr>
-            <w:tcW w:type="dxa" w:w="1800"/>
-            <w:tcMar>
-              <w:top w:type="dxa" w:w="100"/>
-              <w:left w:type="dxa" w:w="40"/>
-              <w:bottom w:type="dxa" w:w="100"/>
-              <w:right w:type="dxa" w:w="120"/>
-            </w:tcMar>
-            <w:vAlign w:val="center"/>
-          </w:tcPr>
-          <w:p>
-            <w:pPr>
-              <w:spacing w:after="0"/>
               <w:jc w:val="center"/>
             </w:pPr>
             <w:r>
               <w:drawing>
                 <wp:inline distT="0" distB="0" distL="0" distR="0">
-                  <wp:extent cx="1047750" cy="790575"/>
+                  <wp:extent cx="876300" cy="657225"/>
                   <wp:effectExtent t="0" r="0" b="0" l="0"/>
                   <wp:docPr id="1" name="" descr="" title=""/>
                   <wp:cNvGraphicFramePr>
@@ -1101,7 +1461,7 @@
                         <pic:spPr bwMode="auto">
                           <a:xfrm>
                             <a:off x="0" y="0"/>
-                            <a:ext cx="1047750" cy="790575"/>
+                            <a:ext cx="876300" cy="657225"/>
                           </a:xfrm>
                           <a:prstGeom prst="rect">
                             <a:avLst/>
@@ -1114,32 +1474,108 @@
               </w:drawing>
             </w:r>
           </w:p>
-        </w:tc>
-        <w:tc>
-          <w:tcPr>
-            <w:tcW w:type="dxa" w:w="7560"/>
-            <w:tcMar>
-              <w:top w:type="dxa" w:w="100"/>
-              <w:left w:type="dxa" w:w="40"/>
-              <w:bottom w:type="dxa" w:w="100"/>
-              <w:right w:type="dxa" w:w="40"/>
-            </w:tcMar>
-            <w:vAlign w:val="center"/>
-          </w:tcPr>
-          <w:p>
-            <w:pPr>
-              <w:spacing w:after="50"/>
+          <w:p>
+            <w:pPr>
+              <w:spacing w:after="0"/>
+            </w:pPr>
+            <w:r>
+              <w:rPr>
+                <w:i/>
+                <w:iCs/>
+                <w:color w:val="5F6F80"/>
+                <w:sz w:val="18"/>
+                <w:szCs w:val="18"/>
+              </w:rPr>
+              <w:t xml:space="preserve">120 miles in 3 hours is a rate (miles and hours are different units)</w:t>
+            </w:r>
+          </w:p>
+        </w:tc>
+      </w:tr>
+      <w:tr>
+        <w:trPr>
+          <w:cantSplit/>
+        </w:trPr>
+        <w:tc>
+          <w:tcPr>
+            <w:tcW w:type="dxa" w:w="1800"/>
+            <w:tcMar>
+              <w:top w:type="dxa" w:w="80"/>
+              <w:left w:type="dxa" w:w="100"/>
+              <w:bottom w:type="dxa" w:w="80"/>
+              <w:right w:type="dxa" w:w="100"/>
+            </w:tcMar>
+            <w:vAlign w:val="top"/>
+          </w:tcPr>
+          <w:p>
+            <w:pPr>
+              <w:spacing w:after="30"/>
             </w:pPr>
             <w:r>
               <w:rPr>
                 <w:b/>
                 <w:bCs/>
                 <w:color w:val="12355B"/>
-                <w:sz w:val="24"/>
-                <w:szCs w:val="24"/>
-              </w:rPr>
-              <w:t xml:space="preserve">Rate</w:t>
-            </w:r>
+                <w:sz w:val="21"/>
+                <w:szCs w:val="21"/>
+              </w:rPr>
+              <w:t xml:space="preserve">Proportion</w:t>
+            </w:r>
+          </w:p>
+          <w:p>
+            <w:pPr>
+              <w:spacing w:after="0"/>
+            </w:pPr>
+            <w:r>
+              <w:rPr>
+                <w:i/>
+                <w:iCs/>
+                <w:color w:val="5F6F80"/>
+                <w:sz w:val="18"/>
+                <w:szCs w:val="18"/>
+              </w:rPr>
+              <w:t xml:space="preserve">Proporción</w:t>
+            </w:r>
+          </w:p>
+        </w:tc>
+        <w:tc>
+          <w:tcPr>
+            <w:tcW w:type="dxa" w:w="3160"/>
+            <w:tcMar>
+              <w:top w:type="dxa" w:w="80"/>
+              <w:left w:type="dxa" w:w="100"/>
+              <w:bottom w:type="dxa" w:w="80"/>
+              <w:right w:type="dxa" w:w="100"/>
+            </w:tcMar>
+            <w:vAlign w:val="top"/>
+          </w:tcPr>
+          <w:p>
+            <w:pPr>
+              <w:spacing w:after="0"/>
+            </w:pPr>
+            <w:r>
+              <w:rPr>
+                <w:sz w:val="20"/>
+                <w:szCs w:val="20"/>
+              </w:rPr>
+              <w:t xml:space="preserve">A math sentence saying two ratios are equal. It helps find a missing number.</w:t>
+            </w:r>
+          </w:p>
+        </w:tc>
+        <w:tc>
+          <w:tcPr>
+            <w:tcW w:type="dxa" w:w="2200"/>
+            <w:tcMar>
+              <w:top w:type="dxa" w:w="80"/>
+              <w:left w:type="dxa" w:w="100"/>
+              <w:bottom w:type="dxa" w:w="80"/>
+              <w:right w:type="dxa" w:w="100"/>
+            </w:tcMar>
+            <w:vAlign w:val="top"/>
+          </w:tcPr>
+          <w:p>
+            <w:pPr>
+              <w:spacing w:after="40"/>
+            </w:pPr>
             <w:r>
               <w:rPr>
                 <w:i/>
@@ -1148,89 +1584,41 @@
                 <w:sz w:val="19"/>
                 <w:szCs w:val="19"/>
               </w:rPr>
-              <w:t xml:space="preserve">   Tasa</w:t>
-            </w:r>
-          </w:p>
+              <w:t xml:space="preserve">Not Proportion: write a counter-example that breaks the definition.</w:t>
+            </w:r>
+          </w:p>
+          <w:p>
+            <w:pPr>
+              <w:pBdr>
+                <w:bottom w:val="single" w:color="AFBECC" w:sz="6"/>
+              </w:pBdr>
+              <w:spacing w:after="30" w:before="150"/>
+            </w:pPr>
+            <w:r>
+              <w:t xml:space="preserve"/>
+            </w:r>
+          </w:p>
+        </w:tc>
+        <w:tc>
+          <w:tcPr>
+            <w:tcW w:type="dxa" w:w="2200"/>
+            <w:tcMar>
+              <w:top w:type="dxa" w:w="80"/>
+              <w:left w:type="dxa" w:w="100"/>
+              <w:bottom w:type="dxa" w:w="80"/>
+              <w:right w:type="dxa" w:w="100"/>
+            </w:tcMar>
+            <w:vAlign w:val="top"/>
+          </w:tcPr>
           <w:p>
             <w:pPr>
               <w:spacing w:after="40"/>
-            </w:pPr>
-            <w:r>
-              <w:rPr>
-                <w:sz w:val="21"/>
-                <w:szCs w:val="21"/>
-              </w:rPr>
-              <w:t xml:space="preserve">A ratio comparing two amounts with different units, like miles per hour.</w:t>
-            </w:r>
-          </w:p>
-          <w:p>
-            <w:pPr>
-              <w:spacing w:after="0"/>
-            </w:pPr>
-            <w:r>
-              <w:rPr>
-                <w:b/>
-                <w:bCs/>
-                <w:color w:val="1FA6A2"/>
-                <w:sz w:val="18"/>
-                <w:szCs w:val="18"/>
-              </w:rPr>
-              <w:t xml:space="preserve">Example:  </w:t>
-            </w:r>
-            <w:r>
-              <w:rPr>
-                <w:i/>
-                <w:iCs/>
-                <w:color w:val="5F6F80"/>
-                <w:sz w:val="18"/>
-                <w:szCs w:val="18"/>
-              </w:rPr>
-              <w:t xml:space="preserve">120 miles in 3 hours is a rate (miles and hours are different units)</w:t>
-            </w:r>
-          </w:p>
-        </w:tc>
-      </w:tr>
-    </w:tbl>
-    <w:tbl>
-      <w:tblPr>
-        <w:tblW w:type="pct" w:w="100%"/>
-        <w:tblBorders>
-          <w:top w:val="none" w:color="FFFFFF" w:sz="0"/>
-          <w:left w:val="none" w:color="FFFFFF" w:sz="0"/>
-          <w:bottom w:val="single" w:color="C7D2DD" w:sz="4"/>
-          <w:right w:val="none" w:color="FFFFFF" w:sz="0"/>
-          <w:insideH w:val="none" w:color="FFFFFF" w:sz="0"/>
-          <w:insideV w:val="none" w:color="FFFFFF" w:sz="0"/>
-        </w:tblBorders>
-      </w:tblPr>
-      <w:tblGrid>
-        <w:gridCol w:w="1800"/>
-        <w:gridCol w:w="7560"/>
-      </w:tblGrid>
-      <w:tr>
-        <w:trPr>
-          <w:cantSplit/>
-        </w:trPr>
-        <w:tc>
-          <w:tcPr>
-            <w:tcW w:type="dxa" w:w="1800"/>
-            <w:tcMar>
-              <w:top w:type="dxa" w:w="100"/>
-              <w:left w:type="dxa" w:w="40"/>
-              <w:bottom w:type="dxa" w:w="100"/>
-              <w:right w:type="dxa" w:w="120"/>
-            </w:tcMar>
-            <w:vAlign w:val="center"/>
-          </w:tcPr>
-          <w:p>
-            <w:pPr>
-              <w:spacing w:after="0"/>
               <w:jc w:val="center"/>
             </w:pPr>
             <w:r>
               <w:drawing>
                 <wp:inline distT="0" distB="0" distL="0" distR="0">
-                  <wp:extent cx="1047750" cy="790575"/>
+                  <wp:extent cx="876300" cy="657225"/>
                   <wp:effectExtent t="0" r="0" b="0" l="0"/>
                   <wp:docPr id="1" name="" descr="" title=""/>
                   <wp:cNvGraphicFramePr>
@@ -1255,7 +1643,7 @@
                         <pic:spPr bwMode="auto">
                           <a:xfrm>
                             <a:off x="0" y="0"/>
-                            <a:ext cx="1047750" cy="790575"/>
+                            <a:ext cx="876300" cy="657225"/>
                           </a:xfrm>
                           <a:prstGeom prst="rect">
                             <a:avLst/>
@@ -1268,69 +1656,10 @@
               </w:drawing>
             </w:r>
           </w:p>
-        </w:tc>
-        <w:tc>
-          <w:tcPr>
-            <w:tcW w:type="dxa" w:w="7560"/>
-            <w:tcMar>
-              <w:top w:type="dxa" w:w="100"/>
-              <w:left w:type="dxa" w:w="40"/>
-              <w:bottom w:type="dxa" w:w="100"/>
-              <w:right w:type="dxa" w:w="40"/>
-            </w:tcMar>
-            <w:vAlign w:val="center"/>
-          </w:tcPr>
-          <w:p>
-            <w:pPr>
-              <w:spacing w:after="50"/>
-            </w:pPr>
-            <w:r>
-              <w:rPr>
-                <w:b/>
-                <w:bCs/>
-                <w:color w:val="12355B"/>
-                <w:sz w:val="24"/>
-                <w:szCs w:val="24"/>
-              </w:rPr>
-              <w:t xml:space="preserve">Proportion</w:t>
-            </w:r>
-            <w:r>
-              <w:rPr>
-                <w:i/>
-                <w:iCs/>
-                <w:color w:val="5F6F80"/>
-                <w:sz w:val="19"/>
-                <w:szCs w:val="19"/>
-              </w:rPr>
-              <w:t xml:space="preserve">   Proporción</w:t>
-            </w:r>
-          </w:p>
-          <w:p>
-            <w:pPr>
-              <w:spacing w:after="40"/>
-            </w:pPr>
-            <w:r>
-              <w:rPr>
-                <w:sz w:val="21"/>
-                <w:szCs w:val="21"/>
-              </w:rPr>
-              <w:t xml:space="preserve">A math sentence saying two ratios are equal. It helps find a missing number.</w:t>
-            </w:r>
-          </w:p>
           <w:p>
             <w:pPr>
               <w:spacing w:after="0"/>
             </w:pPr>
-            <w:r>
-              <w:rPr>
-                <w:b/>
-                <w:bCs/>
-                <w:color w:val="1FA6A2"/>
-                <w:sz w:val="18"/>
-                <w:szCs w:val="18"/>
-              </w:rPr>
-              <w:t xml:space="preserve">Example:  </w:t>
-            </w:r>
             <w:r>
               <w:rPr>
                 <w:i/>
@@ -2620,7 +2949,7 @@
                 <w:sz w:val="21"/>
                 <w:szCs w:val="21"/>
               </w:rPr>
-              <w:t xml:space="preserve">You're the new supply manager for the arcade! You need to order tokens, prizes, and snacks from different suppliers. Each supplier offers a different package deal. Your job is to find the unit rate for each deal and figure out which supplier gives you the best value for every item you need to order.</w:t>
+              <w:t xml:space="preserve">You're the new supply manager for the arcade! You need to order tokens, prizes, and snacks from different suppliers. Each supplier offers a different package deal. Your job is to find the unit rate for each deal and figure out which supplier gives you the best value for every item you need to order. Fun Supply Co. sells 500 tokens for $60. Arcade Depot sells 350 tokens for $38.50. Which supplier gives the better value for tokens?</w:t>
             </w:r>
           </w:p>
         </w:tc>
@@ -3010,6 +3339,149 @@
         <w:t xml:space="preserve"/>
       </w:r>
     </w:p>
+    <w:p>
+      <w:pPr>
+        <w:spacing w:after="60"/>
+      </w:pPr>
+      <w:r>
+        <w:t xml:space="preserve"/>
+      </w:r>
+    </w:p>
+    <w:tbl>
+      <w:tblPr>
+        <w:tblW w:type="dxa" w:w="9360"/>
+        <w:tblBorders>
+          <w:top w:val="single" w:color="C7D2DD" w:sz="6"/>
+          <w:left w:val="single" w:color="C7D2DD" w:sz="6"/>
+          <w:bottom w:val="single" w:color="C7D2DD" w:sz="6"/>
+          <w:right w:val="single" w:color="C7D2DD" w:sz="6"/>
+          <w:insideH w:val="single" w:color="C7D2DD" w:sz="6"/>
+          <w:insideV w:val="single" w:color="C7D2DD" w:sz="6"/>
+        </w:tblBorders>
+      </w:tblPr>
+      <w:tblGrid>
+        <w:gridCol w:w="3120"/>
+        <w:gridCol w:w="3120"/>
+        <w:gridCol w:w="3120"/>
+      </w:tblGrid>
+      <w:tr>
+        <w:trPr>
+          <w:cantSplit/>
+          <w:tblHeader/>
+        </w:trPr>
+        <w:tc>
+          <w:tcPr>
+            <w:tcW w:type="dxa" w:w="9360"/>
+            <w:gridSpan w:val="3"/>
+            <w:shd w:fill="EEF4F8" w:color="auto" w:val="clear"/>
+            <w:tcMar>
+              <w:top w:type="dxa" w:w="60"/>
+              <w:left w:type="dxa" w:w="100"/>
+              <w:bottom w:type="dxa" w:w="60"/>
+              <w:right w:type="dxa" w:w="100"/>
+            </w:tcMar>
+          </w:tcPr>
+          <w:p>
+            <w:pPr>
+              <w:spacing w:after="0"/>
+            </w:pPr>
+            <w:r>
+              <w:rPr>
+                <w:b/>
+                <w:bCs/>
+                <w:color w:val="12355B"/>
+                <w:sz w:val="18"/>
+                <w:szCs w:val="18"/>
+              </w:rPr>
+              <w:t xml:space="preserve">EXIT CHECK · 3-POINT SELF-ASSESSMENT CHECKLIST</w:t>
+            </w:r>
+          </w:p>
+        </w:tc>
+      </w:tr>
+      <w:tr>
+        <w:trPr>
+          <w:cantSplit/>
+        </w:trPr>
+        <w:tc>
+          <w:tcPr>
+            <w:tcW w:type="dxa" w:w="3120"/>
+            <w:tcMar>
+              <w:top w:type="dxa" w:w="80"/>
+              <w:left w:type="dxa" w:w="100"/>
+              <w:bottom w:type="dxa" w:w="80"/>
+              <w:right w:type="dxa" w:w="100"/>
+            </w:tcMar>
+          </w:tcPr>
+          <w:p>
+            <w:pPr>
+              <w:spacing w:after="0"/>
+            </w:pPr>
+            <w:r>
+              <w:rPr>
+                <w:b/>
+                <w:bCs/>
+                <w:color w:val="1A2733"/>
+                <w:sz w:val="18"/>
+                <w:szCs w:val="18"/>
+              </w:rPr>
+              <w:t xml:space="preserve">☐ 1. Units &amp; Labels Verified</w:t>
+            </w:r>
+          </w:p>
+        </w:tc>
+        <w:tc>
+          <w:tcPr>
+            <w:tcW w:type="dxa" w:w="3120"/>
+            <w:tcMar>
+              <w:top w:type="dxa" w:w="80"/>
+              <w:left w:type="dxa" w:w="100"/>
+              <w:bottom w:type="dxa" w:w="80"/>
+              <w:right w:type="dxa" w:w="100"/>
+            </w:tcMar>
+          </w:tcPr>
+          <w:p>
+            <w:pPr>
+              <w:spacing w:after="0"/>
+            </w:pPr>
+            <w:r>
+              <w:rPr>
+                <w:b/>
+                <w:bCs/>
+                <w:color w:val="1A2733"/>
+                <w:sz w:val="18"/>
+                <w:szCs w:val="18"/>
+              </w:rPr>
+              <w:t xml:space="preserve">☐ 2. Reasoning Stated (Because / Although / Therefore)</w:t>
+            </w:r>
+          </w:p>
+        </w:tc>
+        <w:tc>
+          <w:tcPr>
+            <w:tcW w:type="dxa" w:w="3120"/>
+            <w:tcMar>
+              <w:top w:type="dxa" w:w="80"/>
+              <w:left w:type="dxa" w:w="100"/>
+              <w:bottom w:type="dxa" w:w="80"/>
+              <w:right w:type="dxa" w:w="100"/>
+            </w:tcMar>
+          </w:tcPr>
+          <w:p>
+            <w:pPr>
+              <w:spacing w:after="0"/>
+            </w:pPr>
+            <w:r>
+              <w:rPr>
+                <w:b/>
+                <w:bCs/>
+                <w:color w:val="1A2733"/>
+                <w:sz w:val="18"/>
+                <w:szCs w:val="18"/>
+              </w:rPr>
+              <w:t xml:space="preserve">☐ 3. Calculations Double-Checked</w:t>
+            </w:r>
+          </w:p>
+        </w:tc>
+      </w:tr>
+    </w:tbl>
     <w:sectPr>
       <w:headerReference w:type="default" r:id="rId7"/>
       <w:footerReference w:type="default" r:id="rId8"/>
